--- a/05_School_Admin_and_Inspection/TAS2O_Inspection_Binder_Index_Ministry_Submission_Checklist.docx
+++ b/05_School_Admin_and_Inspection/TAS2O_Inspection_Binder_Index_Ministry_Submission_Checklist.docx
@@ -2375,7 +2375,7 @@
                 <w:b w:val="0"/>
                 <w:sz w:val="18"/>
               </w:rPr>
-              <w:t>TAS2O_Course_Outline_AI_Enhanced.docx</w:t>
+              <w:t>TAS2O_Course_Outline_.docx</w:t>
             </w:r>
           </w:p>
         </w:tc>
@@ -2472,7 +2472,7 @@
                 <w:b w:val="0"/>
                 <w:sz w:val="18"/>
               </w:rPr>
-              <w:t>TAS2O_110_Hour_Pacing_Guide_AI_Enhanced.docx</w:t>
+              <w:t>TAS2O_110_Hour_Pacing_Guide_.docx</w:t>
             </w:r>
           </w:p>
         </w:tc>
@@ -2569,7 +2569,7 @@
                 <w:b w:val="0"/>
                 <w:sz w:val="18"/>
               </w:rPr>
-              <w:t>TAS2O_Curriculum_Mapping_Expectations_Coverage_AI_Enhanced.docx</w:t>
+              <w:t>TAS2O_Curriculum_Mapping_Expectations_Coverage_.docx</w:t>
             </w:r>
           </w:p>
         </w:tc>
@@ -2666,7 +2666,7 @@
                 <w:b w:val="0"/>
                 <w:sz w:val="18"/>
               </w:rPr>
-              <w:t>TAS2O_Unit_Plans_AI_Enhanced.docx</w:t>
+              <w:t>TAS2O_Unit_Plans_.docx</w:t>
             </w:r>
           </w:p>
         </w:tc>
@@ -2763,7 +2763,7 @@
                 <w:b w:val="0"/>
                 <w:sz w:val="18"/>
               </w:rPr>
-              <w:t>TAS2O_Major_Assignments_Package_AI_Enhanced.docx</w:t>
+              <w:t>TAS2O_Major_Assignments_Package_.docx</w:t>
             </w:r>
           </w:p>
         </w:tc>
@@ -2860,7 +2860,7 @@
                 <w:b w:val="0"/>
                 <w:sz w:val="18"/>
               </w:rPr>
-              <w:t>TAS2O_Rubrics_Package_AI_Enhanced.docx</w:t>
+              <w:t>TAS2O_Rubrics_Package_.docx</w:t>
             </w:r>
           </w:p>
         </w:tc>
@@ -2957,7 +2957,7 @@
                 <w:b w:val="0"/>
                 <w:sz w:val="18"/>
               </w:rPr>
-              <w:t>TAS2O_Safety_Package_AI_Enhanced.docx</w:t>
+              <w:t>TAS2O_Safety_Package_.docx</w:t>
             </w:r>
           </w:p>
         </w:tc>
@@ -3151,7 +3151,7 @@
                 <w:b w:val="0"/>
                 <w:sz w:val="18"/>
               </w:rPr>
-              <w:t>TAS2O_Assessment_Records_Package_AI_Enhanced.docx</w:t>
+              <w:t>TAS2O_Assessment_Records_Package_.docx</w:t>
             </w:r>
           </w:p>
         </w:tc>
@@ -3248,7 +3248,7 @@
                 <w:b w:val="0"/>
                 <w:sz w:val="18"/>
               </w:rPr>
-              <w:t>TAS2O_Teacher_Exemplars_Student_Work_Samples_Package_AI_Enhanced.docx</w:t>
+              <w:t>TAS2O_Teacher_Exemplars_Student_Work_Samples_Package_.docx</w:t>
             </w:r>
           </w:p>
         </w:tc>
@@ -3345,7 +3345,7 @@
                 <w:b w:val="0"/>
                 <w:sz w:val="18"/>
               </w:rPr>
-              <w:t>TAS2O_School_Course_Calendar_Addendum_AI_Enhanced.docx</w:t>
+              <w:t>TAS2O_School_Course_Calendar_Addendum_.docx</w:t>
             </w:r>
           </w:p>
         </w:tc>
@@ -3442,7 +3442,7 @@
                 <w:b w:val="0"/>
                 <w:sz w:val="18"/>
               </w:rPr>
-              <w:t>TAS2O_Inspection_Binder_Index_Ministry_Submission_Checklist_AI_Enhanced.docx</w:t>
+              <w:t>TAS2O_Inspection_Binder_Index_Ministry_Submission_Checklist_.docx</w:t>
             </w:r>
           </w:p>
         </w:tc>

--- a/05_School_Admin_and_Inspection/TAS2O_Inspection_Binder_Index_Ministry_Submission_Checklist.docx
+++ b/05_School_Admin_and_Inspection/TAS2O_Inspection_Binder_Index_Ministry_Submission_Checklist.docx
@@ -6331,7 +6331,7 @@
                 <w:b w:val="0"/>
                 <w:sz w:val="18"/>
               </w:rPr>
-              <w:t>Final marks are based on student understanding and performance, not unverified AI-generated text.</w:t>
+              <w:t>Final marks are based on student understanding and performance, not unverified text.</w:t>
             </w:r>
           </w:p>
         </w:tc>

--- a/05_School_Admin_and_Inspection/TAS2O_Inspection_Binder_Index_Ministry_Submission_Checklist.docx
+++ b/05_School_Admin_and_Inspection/TAS2O_Inspection_Binder_Index_Ministry_Submission_Checklist.docx
@@ -1077,7 +1077,7 @@
                 <w:b w:val="0"/>
                 <w:sz w:val="18"/>
               </w:rPr>
-              <w:t>AI use rules, logs, verification, student declarations, teacher workflows.</w:t>
+              <w:t>use of approved AI tools rules, logs, verification, student declarations, teacher workflows.</w:t>
             </w:r>
           </w:p>
         </w:tc>
@@ -2022,7 +2022,7 @@
                 <w:b w:val="0"/>
                 <w:sz w:val="18"/>
               </w:rPr>
-              <w:t>AI use is allowed only with disclosure, verification, teacher review, and student accountability.</w:t>
+              <w:t>use of approved AI tools is allowed only with disclosure, verification, teacher review, and student accountability.</w:t>
             </w:r>
           </w:p>
         </w:tc>
@@ -3073,7 +3073,7 @@
                 <w:b w:val="0"/>
                 <w:sz w:val="18"/>
               </w:rPr>
-              <w:t>AI use rules, logs, verification, declarations</w:t>
+              <w:t>use of approved AI tools rules, logs, verification, declarations</w:t>
             </w:r>
           </w:p>
         </w:tc>
@@ -4029,7 +4029,7 @@
                 <w:b w:val="0"/>
                 <w:sz w:val="18"/>
               </w:rPr>
-              <w:t>Students understand that AI use must be disclosed, verified, and accompanied by human evidence.</w:t>
+              <w:t>Students understand that use of approved AI tools must be disclosed, verified, and accompanied by human evidence.</w:t>
             </w:r>
           </w:p>
         </w:tc>
@@ -5919,7 +5919,7 @@
                 <w:b w:val="0"/>
                 <w:sz w:val="18"/>
               </w:rPr>
-              <w:t>Include source notes, AI use log, reflection, rubric.</w:t>
+              <w:t>Include source notes, use of approved AI tools log, reflection, rubric.</w:t>
             </w:r>
           </w:p>
         </w:tc>
@@ -6135,7 +6135,7 @@
                 <w:b w:val="0"/>
                 <w:sz w:val="18"/>
               </w:rPr>
-              <w:t>AI use is documented</w:t>
+              <w:t>use of approved AI tools is documented</w:t>
             </w:r>
           </w:p>
         </w:tc>
